--- a/智演JobEvolution_部署说明.docx
+++ b/智演JobEvolution_部署说明.docx
@@ -644,7 +644,7 @@
           <w:rFonts w:ascii="Times New Roman" w:hAnsi="Times New Roman" w:eastAsia="宋体"/>
           <w:b w:val="0"/>
         </w:rPr>
-        <w:t>api 与 pipeline 共用同一份 apps/api 基础镜像。应用数据落在 data/official-only/（官方 JD 快照）与 data/eval-official-only/（评测金标与两岗提交物），由 Compose 以 ./data:/app/data 挂载进容器，不写入镜像。</w:t>
+        <w:t>api 与 pipeline 共用同一份 apps/api 基础镜像。应用数据落在 data/official-only/jd/（3,595 条官方 JD 原文，随仓库分发）、data/snapshot/（图谱快照）与 data/eval-official-only/（评测金标与两岗提交物），由 Compose 以 ./data:/app/data 挂载进容器，不写入镜像。克隆仓库即拿到全部数据文件，不需要另行下载。</w:t>
       </w:r>
     </w:p>
     <w:p>
@@ -1413,7 +1413,7 @@
           <w:rFonts w:ascii="Times New Roman" w:hAnsi="Times New Roman" w:eastAsia="宋体"/>
           <w:b w:val="0"/>
         </w:rPr>
-        <w:t>做法：在 .env 里追加一行，再启动。API 启动时检测到图为空（仅 Domain / SkillCategory）会自动导入，图非空时跳过，不会覆盖已有数据。</w:t>
+        <w:t>做法：在 .env 里追加一行（.env.example 末尾已有注释掉的同名行），再启动。API 启动时检测到图为空（仅 Domain / SkillCategory）会自动导入，图非空时跳过，不会覆盖已有数据。图谱里每条证据只存指向 data/official-only/jd/ 的路径，原文随仓库一起分发，因此证据抽屉与诊断发布校验在恢复后即可读到 JD 正文。</w:t>
       </w:r>
     </w:p>
     <w:p>
@@ -3540,7 +3540,7 @@
           <w:rFonts w:ascii="Consolas" w:hAnsi="Consolas" w:eastAsia="微软雅黑"/>
           <w:sz w:val="19"/>
         </w:rPr>
-        <w:t>data/official-only/jd/        官方 JD 快照原文（3575+ 条，已按 .gitignore 不入库）</w:t>
+        <w:t>data/official-only/jd/        官方 JD 快照原文（3,595 条，随仓库分发；*.cache 抽取缓存不入库）</w:t>
       </w:r>
     </w:p>
     <w:p>

--- a/智演JobEvolution_部署说明.docx
+++ b/智演JobEvolution_部署说明.docx
@@ -1401,7 +1401,7 @@
           <w:rFonts w:ascii="Times New Roman" w:hAnsi="Times New Roman" w:eastAsia="宋体"/>
           <w:b w:val="0"/>
         </w:rPr>
-        <w:t>仓库自带一份经过校对的图谱快照 data/snapshot/reviewed.json（与 release-2026-09-05.json 字节一致，SHA-256 30b08a59…64dc6，约 87 MB），可在空卷上重建整张图谱：12 个岗位、1646 项技能、3593 条证据、3905 个演化事件、223 个要求版本、9 个岗位定义与声明、3757 个审核提案、3435 个审核决定，以及公开指针指向的那一份已发布图谱版本。</w:t>
+        <w:t>仓库自带一份经过校对的图谱快照 data/snapshot/reviewed.json（2026-09-05 由产品图导出，SHA-256 30b08a59…64dc6，约 87 MB），可在空卷上重建整张图谱：12 个岗位、1646 项技能、3593 条证据、3905 个演化事件、223 个要求版本、9 个岗位定义与声明、3757 个审核提案、3435 个审核决定，以及公开指针指向的那一份已发布图谱版本。</w:t>
       </w:r>
     </w:p>
     <w:p>
@@ -3568,7 +3568,7 @@
           <w:rFonts w:ascii="Consolas" w:hAnsi="Consolas" w:eastAsia="微软雅黑"/>
           <w:sz w:val="19"/>
         </w:rPr>
-        <w:t>data/snapshot/                图谱快照 reviewed.json（= release-2026-09-05.json，空卷恢复用）</w:t>
+        <w:t>data/snapshot/                图谱快照 reviewed.json（2026-09-05 导出，空卷恢复用）</w:t>
       </w:r>
     </w:p>
     <w:p>
